--- a/evals/golden/担保型以物抵债/expected.docx
+++ b/evals/golden/担保型以物抵债/expected.docx
@@ -1039,7 +1039,7 @@
           <w:szCs w:val="24"/>
           <w:lang w:val="en-US" w:eastAsia="zh-CN" w:bidi="ar-SA"/>
         </w:rPr>
-        <w:t>1.</w:t>
+        <w:t>1。</w:t>
       </w:r>
       <w:r>
         <w:rPr>
@@ -1091,7 +1091,7 @@
           <w:sz w:val="21"/>
           <w:lang w:val="en-US" w:eastAsia="zh-CN"/>
         </w:rPr>
-        <w:t>以物抵债的类型在《民法典合同编司法解释》中根据缔约时间与合同履行期的先后顺序划分为了履行期限届满前达成的以物抵债协议和履行期限届满之后达成的以物抵债协议。但时间的先后顺序并非二者的本质区别，实际上还是要基于以物抵债协议所要实现的功能来分别适用不同的规则，将以物抵债的功能确立为分类标准更加准确。以物抵债最初的表现形式是是履行期限届满之后达成的以物抵债协议，其主要表现为债务更新或者替代清偿。从2014年“朱俊芳案”开始,司法实务界逐渐意识到以物抵债常被当事人用作担保用途，由此产生了履行期限届满之前达成的以物抵债协议。</w:t>
+        <w:t>以物抵债的类型在《民法典合同编司法解释》中根据缔约时间与合同履行期的先后顺序划分为了履行期限届满前达成的以物抵债协议和履行期限届满之后达成的以物抵债协议。但时间的先后顺序并非二者的本质区别，实际上还是要基于以物抵债协议所要实现的功能来分别适用不同的规则，将以物抵债的功能确立为分类标准更加准确。以物抵债最初的表现形式是是履行期限届满之后达成的以物抵债协议，其主要表现为债务更新或者替代清偿。从2014年“朱俊芳案”开始，司法实务界逐渐意识到以物抵债常被当事人用作担保用途，由此产生了履行期限届满之前达成的以物抵债协议。</w:t>
       </w:r>
       <w:r>
         <w:rPr>
@@ -1234,7 +1234,7 @@
           <w:szCs w:val="24"/>
           <w:lang w:val="en-US" w:eastAsia="zh-CN" w:bidi="ar-SA"/>
         </w:rPr>
-        <w:t>2.</w:t>
+        <w:t>2。</w:t>
       </w:r>
       <w:r>
         <w:rPr>
@@ -2099,7 +2099,7 @@
           <w:szCs w:val="24"/>
           <w:lang w:val="en-US" w:eastAsia="zh-CN" w:bidi="ar-SA"/>
         </w:rPr>
-        <w:t>1.</w:t>
+        <w:t>1。</w:t>
       </w:r>
       <w:r>
         <w:rPr>
@@ -2572,7 +2572,7 @@
           <w:sz w:val="21"/>
           <w:lang w:val="en-US" w:eastAsia="zh-CN"/>
         </w:rPr>
-        <w:t>2.</w:t>
+        <w:t>2。</w:t>
       </w:r>
       <w:r>
         <w:rPr>
@@ -2894,7 +2894,7 @@
           <w:sz w:val="21"/>
           <w:lang w:val="en-US" w:eastAsia="zh-CN"/>
         </w:rPr>
-        <w:t>3.</w:t>
+        <w:t>3。</w:t>
       </w:r>
       <w:r>
         <w:rPr>
@@ -3322,7 +3322,7 @@
           <w:sz w:val="21"/>
           <w:lang w:val="en-US" w:eastAsia="zh-CN"/>
         </w:rPr>
-        <w:t>1.</w:t>
+        <w:t>1。</w:t>
       </w:r>
       <w:r>
         <w:rPr>
@@ -4907,7 +4907,7 @@
           <w:szCs w:val="24"/>
           <w:lang w:val="en-US" w:eastAsia="zh-CN" w:bidi="ar-SA"/>
         </w:rPr>
-        <w:t>[1] 施建辉.以物抵债契约研究[J].法学研究,2014,(05).</w:t>
+        <w:t>[1] 施建辉。以物抵债契约研究[J].法学研究,2014,(05).</w:t>
       </w:r>
     </w:p>
     <w:p>
@@ -4959,7 +4959,7 @@
           <w:szCs w:val="24"/>
           <w:lang w:val="en-US" w:eastAsia="zh-CN" w:bidi="ar-SA"/>
         </w:rPr>
-        <w:t>[2] 姚辉、顾梓冰.从逻辑到价值：以物抵债协议性质的探究[J].学术研究,2020,(08).</w:t>
+        <w:t>[2] 姚辉、顾梓冰。从逻辑到价值：以物抵债协议性质的探究[J].学术研究,2020,(08).</w:t>
       </w:r>
     </w:p>
     <w:p>
@@ -5011,7 +5011,7 @@
           <w:szCs w:val="24"/>
           <w:lang w:val="en-US" w:eastAsia="zh-CN" w:bidi="ar-SA"/>
         </w:rPr>
-        <w:t>[3] 高圣平.论以物抵债的法律构造[J].法商研究,2025,(02).</w:t>
+        <w:t>[3] 高圣平。论以物抵债的法律构造[J].法商研究,2025,(02).</w:t>
       </w:r>
     </w:p>
     <w:p>
@@ -5063,7 +5063,7 @@
           <w:szCs w:val="24"/>
           <w:lang w:val="en-US" w:eastAsia="zh-CN" w:bidi="ar-SA"/>
         </w:rPr>
-        <w:t>[4] 杨立新.以物抵债的类型及其法律适用规则——《合同编通则司法解释》第27条和第28条规定解读[J].上海政法学院学报（法治论丛）,2024,(03).</w:t>
+        <w:t>[4] 杨立新。以物抵债的类型及其法律适用规则——《合同编通则司法解释》第27条和第28条规定解读[J].上海政法学院学报（法治论丛）,2024,(03).</w:t>
       </w:r>
     </w:p>
     <w:p>
@@ -5115,7 +5115,7 @@
           <w:szCs w:val="24"/>
           <w:lang w:val="en-US" w:eastAsia="zh-CN" w:bidi="ar-SA"/>
         </w:rPr>
-        <w:t>[5] 崔建远.以物抵债的理论与实践[J].河北法学,2012,(03).</w:t>
+        <w:t>[5] 崔建远。以物抵债的理论与实践[J].河北法学,2012,(03).</w:t>
       </w:r>
     </w:p>
     <w:p>
@@ -5167,7 +5167,7 @@
           <w:szCs w:val="24"/>
           <w:lang w:val="en-US" w:eastAsia="zh-CN" w:bidi="ar-SA"/>
         </w:rPr>
-        <w:t>[6] 王利明.论清偿型以物抵债协议产生的选择权——以《合同编通则解释》第27条为中心[J].东方法学,2024,(02).</w:t>
+        <w:t>[6] 王利明。论清偿型以物抵债协议产生的选择权——以《合同编通则解释》第27条为中心[J].东方法学,2024,(02).</w:t>
       </w:r>
     </w:p>
     <w:p>
@@ -5219,7 +5219,7 @@
           <w:szCs w:val="24"/>
           <w:lang w:val="en-US" w:eastAsia="zh-CN" w:bidi="ar-SA"/>
         </w:rPr>
-        <w:t>[7] 李建星.清偿型以物抵债法效果的教义学构造[J].法学,2024,(12).</w:t>
+        <w:t>[7] 李建星。清偿型以物抵债法效果的教义学构造[J].法学,2024,(12).</w:t>
       </w:r>
     </w:p>
     <w:p>
@@ -5271,7 +5271,7 @@
           <w:szCs w:val="24"/>
           <w:lang w:val="en-US" w:eastAsia="zh-CN" w:bidi="ar-SA"/>
         </w:rPr>
-        <w:t>[8] 田韶华.清偿型以物抵债协议性质及债法效果的解释论展开——以《民法典合同编通则解释》第27条第2款为中心[J].政法论丛,2025,(05).</w:t>
+        <w:t>[8] 田韶华。清偿型以物抵债协议性质及债法效果的解释论展开——以《民法典合同编通则解释》第27条第2款为中心[J].政法论丛,2025,(05).</w:t>
       </w:r>
     </w:p>
     <w:p>

--- a/evals/golden/担保型以物抵债/expected.docx
+++ b/evals/golden/担保型以物抵债/expected.docx
@@ -1039,7 +1039,7 @@
           <w:szCs w:val="24"/>
           <w:lang w:val="en-US" w:eastAsia="zh-CN" w:bidi="ar-SA"/>
         </w:rPr>
-        <w:t>1。</w:t>
+        <w:t>1.</w:t>
       </w:r>
       <w:r>
         <w:rPr>
@@ -1287,7 +1287,7 @@
       <w:r>
         <w:rPr>
           <w:rFonts w:hint="eastAsia" w:eastAsia="宋体" w:ascii="宋体" w:hAnsi="宋体" w:cs="宋体"/>
-          <w:b w:val="0"/>
+          <w:b/>
           <w:i w:val="0"/>
           <w:sz w:val="21"/>
           <w:lang w:val="en-US" w:eastAsia="zh-CN"/>
@@ -1524,7 +1524,7 @@
       <w:r>
         <w:rPr>
           <w:rFonts w:hint="eastAsia" w:eastAsia="宋体" w:ascii="宋体" w:hAnsi="宋体" w:cs="宋体"/>
-          <w:b w:val="0"/>
+          <w:b/>
           <w:i w:val="0"/>
           <w:sz w:val="21"/>
           <w:lang w:eastAsia="zh-CN"/>
@@ -1534,7 +1534,7 @@
       <w:r>
         <w:rPr>
           <w:rFonts w:hint="eastAsia" w:eastAsia="宋体" w:ascii="宋体" w:hAnsi="宋体" w:cs="宋体"/>
-          <w:b w:val="0"/>
+          <w:b/>
           <w:i w:val="0"/>
           <w:sz w:val="21"/>
           <w:lang w:val="en-US" w:eastAsia="zh-CN"/>
@@ -2572,7 +2572,7 @@
           <w:sz w:val="21"/>
           <w:lang w:val="en-US" w:eastAsia="zh-CN"/>
         </w:rPr>
-        <w:t>2。</w:t>
+        <w:t>2.</w:t>
       </w:r>
       <w:r>
         <w:rPr>
@@ -2894,7 +2894,7 @@
           <w:sz w:val="21"/>
           <w:lang w:val="en-US" w:eastAsia="zh-CN"/>
         </w:rPr>
-        <w:t>3。</w:t>
+        <w:t>3.</w:t>
       </w:r>
       <w:r>
         <w:rPr>
